--- a/templates/arch_template.docx
+++ b/templates/arch_template.docx
@@ -15,7 +15,7 @@
     <w:tbl>
       <w:tblPr>
         <w:tblStyle w:val="Table1"/>
-        <w:tblW w:w="9029.0" w:type="dxa"/>
+        <w:tblW w:w="13965.0" w:type="dxa"/>
         <w:jc w:val="left"/>
         <w:tblBorders>
           <w:top w:color="000000" w:space="0" w:sz="8" w:val="single"/>
@@ -29,20 +29,22 @@
         <w:tblLook w:val="0600"/>
       </w:tblPr>
       <w:tblGrid>
-        <w:gridCol w:w="1504.8333333333333"/>
-        <w:gridCol w:w="1504.8333333333333"/>
-        <w:gridCol w:w="1504.8333333333333"/>
-        <w:gridCol w:w="1504.8333333333333"/>
-        <w:gridCol w:w="1504.8333333333333"/>
-        <w:gridCol w:w="1504.8333333333333"/>
+        <w:gridCol w:w="1470"/>
+        <w:gridCol w:w="4140"/>
+        <w:gridCol w:w="1365"/>
+        <w:gridCol w:w="1800"/>
+        <w:gridCol w:w="2910"/>
+        <w:gridCol w:w="1035"/>
+        <w:gridCol w:w="1245"/>
         <w:tblGridChange w:id="0">
           <w:tblGrid>
-            <w:gridCol w:w="1504.8333333333333"/>
-            <w:gridCol w:w="1504.8333333333333"/>
-            <w:gridCol w:w="1504.8333333333333"/>
-            <w:gridCol w:w="1504.8333333333333"/>
-            <w:gridCol w:w="1504.8333333333333"/>
-            <w:gridCol w:w="1504.8333333333333"/>
+            <w:gridCol w:w="1470"/>
+            <w:gridCol w:w="4140"/>
+            <w:gridCol w:w="1365"/>
+            <w:gridCol w:w="1800"/>
+            <w:gridCol w:w="2910"/>
+            <w:gridCol w:w="1035"/>
+            <w:gridCol w:w="1245"/>
           </w:tblGrid>
         </w:tblGridChange>
       </w:tblGrid>
@@ -54,8 +56,8 @@
         </w:trPr>
         <w:tc>
           <w:tcPr>
-            <w:gridSpan w:val="6"/>
-            <w:shd w:fill="auto" w:val="clear"/>
+            <w:gridSpan w:val="7"/>
+            <w:shd w:fill="d9d9d9" w:val="clear"/>
             <w:tcMar>
               <w:top w:w="100.0" w:type="dxa"/>
               <w:left w:w="100.0" w:type="dxa"/>
@@ -101,7 +103,7 @@
         </w:trPr>
         <w:tc>
           <w:tcPr>
-            <w:shd w:fill="auto" w:val="clear"/>
+            <w:shd w:fill="d9d9d9" w:val="clear"/>
             <w:tcMar>
               <w:top w:w="100.0" w:type="dxa"/>
               <w:left w:w="100.0" w:type="dxa"/>
@@ -178,7 +180,7 @@
         </w:tc>
         <w:tc>
           <w:tcPr>
-            <w:shd w:fill="auto" w:val="clear"/>
+            <w:shd w:fill="d9d9d9" w:val="clear"/>
             <w:tcMar>
               <w:top w:w="100.0" w:type="dxa"/>
               <w:left w:w="100.0" w:type="dxa"/>
@@ -217,8 +219,7 @@
         </w:tc>
         <w:tc>
           <w:tcPr>
-            <w:gridSpan w:val="2"/>
-            <w:shd w:fill="auto" w:val="clear"/>
+            <w:gridSpan w:val="3"/>
             <w:tcMar>
               <w:top w:w="100.0" w:type="dxa"/>
               <w:left w:w="100.0" w:type="dxa"/>
@@ -257,10 +258,51 @@
       <w:tr>
         <w:trPr>
           <w:cantSplit w:val="0"/>
+          <w:trHeight w:val="420" w:hRule="atLeast"/>
           <w:tblHeader w:val="0"/>
         </w:trPr>
         <w:tc>
           <w:tcPr>
+            <w:shd w:fill="d9d9d9" w:val="clear"/>
+            <w:tcMar>
+              <w:top w:w="100.0" w:type="dxa"/>
+              <w:left w:w="100.0" w:type="dxa"/>
+              <w:bottom w:w="100.0" w:type="dxa"/>
+              <w:right w:w="100.0" w:type="dxa"/>
+            </w:tcMar>
+            <w:vAlign w:val="top"/>
+          </w:tcPr>
+          <w:p>
+            <w:pPr>
+              <w:keepNext w:val="0"/>
+              <w:keepLines w:val="0"/>
+              <w:pageBreakBefore w:val="0"/>
+              <w:widowControl w:val="0"/>
+              <w:pBdr>
+                <w:top w:space="0" w:sz="0" w:val="nil"/>
+                <w:left w:space="0" w:sz="0" w:val="nil"/>
+                <w:bottom w:space="0" w:sz="0" w:val="nil"/>
+                <w:right w:space="0" w:sz="0" w:val="nil"/>
+                <w:between w:space="0" w:sz="0" w:val="nil"/>
+              </w:pBdr>
+              <w:shd w:fill="auto" w:val="clear"/>
+              <w:spacing w:after="0" w:before="0" w:line="240" w:lineRule="auto"/>
+              <w:ind w:left="0" w:right="0" w:firstLine="0"/>
+              <w:jc w:val="left"/>
+              <w:rPr/>
+            </w:pPr>
+            <w:r>
+              <w:rPr>
+                <w:rFonts w:ascii="Arial Unicode MS" w:cs="Arial Unicode MS" w:eastAsia="Arial Unicode MS" w:hAnsi="Arial Unicode MS"/>
+                <w:rtl w:val="0"/>
+              </w:rPr>
+              <w:t xml:space="preserve">단계명</w:t>
+            </w:r>
+          </w:p>
+        </w:tc>
+        <w:tc>
+          <w:tcPr>
+            <w:gridSpan w:val="2"/>
             <w:shd w:fill="auto" w:val="clear"/>
             <w:tcMar>
               <w:top w:w="100.0" w:type="dxa"/>
@@ -294,7 +336,33 @@
                 <w:rFonts w:ascii="Arial Unicode MS" w:cs="Arial Unicode MS" w:eastAsia="Arial Unicode MS" w:hAnsi="Arial Unicode MS"/>
                 <w:rtl w:val="0"/>
               </w:rPr>
-              <w:t xml:space="preserve">단계명</w:t>
+              <w:t xml:space="preserve">설계</w:t>
+            </w:r>
+          </w:p>
+        </w:tc>
+        <w:tc>
+          <w:tcPr>
+            <w:shd w:fill="d9d9d9" w:val="clear"/>
+            <w:tcMar>
+              <w:top w:w="100.0" w:type="dxa"/>
+              <w:left w:w="100.0" w:type="dxa"/>
+              <w:bottom w:w="100.0" w:type="dxa"/>
+              <w:right w:w="100.0" w:type="dxa"/>
+            </w:tcMar>
+            <w:vAlign w:val="top"/>
+          </w:tcPr>
+          <w:p>
+            <w:pPr>
+              <w:widowControl w:val="0"/>
+              <w:spacing w:line="240" w:lineRule="auto"/>
+              <w:rPr/>
+            </w:pPr>
+            <w:r>
+              <w:rPr>
+                <w:rFonts w:ascii="Arial Unicode MS" w:cs="Arial Unicode MS" w:eastAsia="Arial Unicode MS" w:hAnsi="Arial Unicode MS"/>
+                <w:rtl w:val="0"/>
+              </w:rPr>
+              <w:t xml:space="preserve">작성일자</w:t>
             </w:r>
           </w:p>
         </w:tc>
@@ -330,92 +398,14 @@
             </w:pPr>
             <w:r>
               <w:rPr>
-                <w:rFonts w:ascii="Arial Unicode MS" w:cs="Arial Unicode MS" w:eastAsia="Arial Unicode MS" w:hAnsi="Arial Unicode MS"/>
-                <w:rtl w:val="0"/>
-              </w:rPr>
-              <w:t xml:space="preserve">설계</w:t>
-            </w:r>
-          </w:p>
-        </w:tc>
-        <w:tc>
-          <w:tcPr>
-            <w:shd w:fill="auto" w:val="clear"/>
-            <w:tcMar>
-              <w:top w:w="100.0" w:type="dxa"/>
-              <w:left w:w="100.0" w:type="dxa"/>
-              <w:bottom w:w="100.0" w:type="dxa"/>
-              <w:right w:w="100.0" w:type="dxa"/>
-            </w:tcMar>
-            <w:vAlign w:val="top"/>
-          </w:tcPr>
-          <w:p>
-            <w:pPr>
-              <w:keepNext w:val="0"/>
-              <w:keepLines w:val="0"/>
-              <w:pageBreakBefore w:val="0"/>
-              <w:widowControl w:val="0"/>
-              <w:pBdr>
-                <w:top w:space="0" w:sz="0" w:val="nil"/>
-                <w:left w:space="0" w:sz="0" w:val="nil"/>
-                <w:bottom w:space="0" w:sz="0" w:val="nil"/>
-                <w:right w:space="0" w:sz="0" w:val="nil"/>
-                <w:between w:space="0" w:sz="0" w:val="nil"/>
-              </w:pBdr>
-              <w:shd w:fill="auto" w:val="clear"/>
-              <w:spacing w:after="0" w:before="0" w:line="240" w:lineRule="auto"/>
-              <w:ind w:left="0" w:right="0" w:firstLine="0"/>
-              <w:jc w:val="left"/>
-              <w:rPr/>
-            </w:pPr>
-            <w:r>
-              <w:rPr>
-                <w:rFonts w:ascii="Arial Unicode MS" w:cs="Arial Unicode MS" w:eastAsia="Arial Unicode MS" w:hAnsi="Arial Unicode MS"/>
-                <w:rtl w:val="0"/>
-              </w:rPr>
-              <w:t xml:space="preserve">작성일자</w:t>
-            </w:r>
-          </w:p>
-        </w:tc>
-        <w:tc>
-          <w:tcPr>
-            <w:shd w:fill="auto" w:val="clear"/>
-            <w:tcMar>
-              <w:top w:w="100.0" w:type="dxa"/>
-              <w:left w:w="100.0" w:type="dxa"/>
-              <w:bottom w:w="100.0" w:type="dxa"/>
-              <w:right w:w="100.0" w:type="dxa"/>
-            </w:tcMar>
-            <w:vAlign w:val="top"/>
-          </w:tcPr>
-          <w:p>
-            <w:pPr>
-              <w:keepNext w:val="0"/>
-              <w:keepLines w:val="0"/>
-              <w:pageBreakBefore w:val="0"/>
-              <w:widowControl w:val="0"/>
-              <w:pBdr>
-                <w:top w:space="0" w:sz="0" w:val="nil"/>
-                <w:left w:space="0" w:sz="0" w:val="nil"/>
-                <w:bottom w:space="0" w:sz="0" w:val="nil"/>
-                <w:right w:space="0" w:sz="0" w:val="nil"/>
-                <w:between w:space="0" w:sz="0" w:val="nil"/>
-              </w:pBdr>
-              <w:shd w:fill="auto" w:val="clear"/>
-              <w:spacing w:after="0" w:before="0" w:line="240" w:lineRule="auto"/>
-              <w:ind w:left="0" w:right="0" w:firstLine="0"/>
-              <w:jc w:val="left"/>
-              <w:rPr/>
-            </w:pPr>
-            <w:r>
-              <w:rPr>
-                <w:rtl w:val="0"/>
-              </w:rPr>
-            </w:r>
-          </w:p>
-        </w:tc>
-        <w:tc>
-          <w:tcPr>
-            <w:shd w:fill="auto" w:val="clear"/>
+                <w:rtl w:val="0"/>
+              </w:rPr>
+            </w:r>
+          </w:p>
+        </w:tc>
+        <w:tc>
+          <w:tcPr>
+            <w:shd w:fill="d9d9d9" w:val="clear"/>
             <w:tcMar>
               <w:top w:w="100.0" w:type="dxa"/>
               <w:left w:w="100.0" w:type="dxa"/>
@@ -533,7 +523,7 @@
     <w:tbl>
       <w:tblPr>
         <w:tblStyle w:val="Table2"/>
-        <w:tblW w:w="9029.0" w:type="dxa"/>
+        <w:tblW w:w="13954.0" w:type="dxa"/>
         <w:jc w:val="left"/>
         <w:tblBorders>
           <w:top w:color="000000" w:space="0" w:sz="8" w:val="single"/>
@@ -547,10 +537,10 @@
         <w:tblLook w:val="0600"/>
       </w:tblPr>
       <w:tblGrid>
-        <w:gridCol w:w="9029"/>
+        <w:gridCol w:w="13954"/>
         <w:tblGridChange w:id="0">
           <w:tblGrid>
-            <w:gridCol w:w="9029"/>
+            <w:gridCol w:w="13954"/>
           </w:tblGrid>
         </w:tblGridChange>
       </w:tblGrid>
@@ -642,7 +632,7 @@
     <w:tbl>
       <w:tblPr>
         <w:tblStyle w:val="Table3"/>
-        <w:tblW w:w="9000.0" w:type="dxa"/>
+        <w:tblW w:w="13995.0" w:type="dxa"/>
         <w:jc w:val="left"/>
         <w:tblBorders>
           <w:top w:color="000000" w:space="0" w:sz="8" w:val="single"/>
@@ -657,11 +647,11 @@
       </w:tblPr>
       <w:tblGrid>
         <w:gridCol w:w="2280"/>
-        <w:gridCol w:w="6720"/>
+        <w:gridCol w:w="11715"/>
         <w:tblGridChange w:id="0">
           <w:tblGrid>
             <w:gridCol w:w="2280"/>
-            <w:gridCol w:w="6720"/>
+            <w:gridCol w:w="11715"/>
           </w:tblGrid>
         </w:tblGridChange>
       </w:tblGrid>
@@ -944,8 +934,8 @@
       </w:r>
     </w:p>
     <w:sectPr>
-      <w:pgSz w:h="16834" w:w="11909" w:orient="portrait"/>
-      <w:pgMar w:bottom="1440" w:top="1440" w:left="1440" w:right="1440" w:header="720" w:footer="720"/>
+      <w:pgSz w:h="11909" w:w="16834" w:orient="landscape"/>
+      <w:pgMar w:bottom="1440.0000000000002" w:top="1440.0000000000002" w:left="1440.0000000000002" w:right="1440.0000000000002" w:header="720" w:footer="720"/>
       <w:pgNumType w:start="1"/>
     </w:sectPr>
   </w:body>

--- a/templates/arch_template.docx
+++ b/templates/arch_template.docx
@@ -507,7 +507,7 @@
           <w:rFonts w:ascii="Arial Unicode MS" w:cs="Arial Unicode MS" w:eastAsia="Arial Unicode MS" w:hAnsi="Arial Unicode MS"/>
           <w:rtl w:val="0"/>
         </w:rPr>
-        <w:t xml:space="preserve">시스템 아키텍처.</w:t>
+        <w:t xml:space="preserve">시스템 아키텍처</w:t>
       </w:r>
     </w:p>
     <w:p>
@@ -655,88 +655,6 @@
           </w:tblGrid>
         </w:tblGridChange>
       </w:tblGrid>
-      <w:tr>
-        <w:trPr>
-          <w:cantSplit w:val="0"/>
-          <w:tblHeader w:val="0"/>
-        </w:trPr>
-        <w:tc>
-          <w:tcPr>
-            <w:shd w:fill="d9d9d9" w:val="clear"/>
-            <w:tcMar>
-              <w:top w:w="100.0" w:type="dxa"/>
-              <w:left w:w="100.0" w:type="dxa"/>
-              <w:bottom w:w="100.0" w:type="dxa"/>
-              <w:right w:w="100.0" w:type="dxa"/>
-            </w:tcMar>
-            <w:vAlign w:val="top"/>
-          </w:tcPr>
-          <w:p>
-            <w:pPr>
-              <w:keepNext w:val="0"/>
-              <w:keepLines w:val="0"/>
-              <w:pageBreakBefore w:val="0"/>
-              <w:widowControl w:val="0"/>
-              <w:pBdr>
-                <w:top w:space="0" w:sz="0" w:val="nil"/>
-                <w:left w:space="0" w:sz="0" w:val="nil"/>
-                <w:bottom w:space="0" w:sz="0" w:val="nil"/>
-                <w:right w:space="0" w:sz="0" w:val="nil"/>
-                <w:between w:space="0" w:sz="0" w:val="nil"/>
-              </w:pBdr>
-              <w:shd w:fill="auto" w:val="clear"/>
-              <w:spacing w:after="0" w:before="0" w:line="240" w:lineRule="auto"/>
-              <w:ind w:left="0" w:right="0" w:firstLine="0"/>
-              <w:jc w:val="left"/>
-              <w:rPr/>
-            </w:pPr>
-            <w:r>
-              <w:rPr>
-                <w:rFonts w:ascii="Arial Unicode MS" w:cs="Arial Unicode MS" w:eastAsia="Arial Unicode MS" w:hAnsi="Arial Unicode MS"/>
-                <w:rtl w:val="0"/>
-              </w:rPr>
-              <w:t xml:space="preserve">요구사항 ID</w:t>
-            </w:r>
-          </w:p>
-        </w:tc>
-        <w:tc>
-          <w:tcPr>
-            <w:shd w:fill="auto" w:val="clear"/>
-            <w:tcMar>
-              <w:top w:w="100.0" w:type="dxa"/>
-              <w:left w:w="100.0" w:type="dxa"/>
-              <w:bottom w:w="100.0" w:type="dxa"/>
-              <w:right w:w="100.0" w:type="dxa"/>
-            </w:tcMar>
-            <w:vAlign w:val="top"/>
-          </w:tcPr>
-          <w:p>
-            <w:pPr>
-              <w:keepNext w:val="0"/>
-              <w:keepLines w:val="0"/>
-              <w:pageBreakBefore w:val="0"/>
-              <w:widowControl w:val="0"/>
-              <w:pBdr>
-                <w:top w:space="0" w:sz="0" w:val="nil"/>
-                <w:left w:space="0" w:sz="0" w:val="nil"/>
-                <w:bottom w:space="0" w:sz="0" w:val="nil"/>
-                <w:right w:space="0" w:sz="0" w:val="nil"/>
-                <w:between w:space="0" w:sz="0" w:val="nil"/>
-              </w:pBdr>
-              <w:shd w:fill="auto" w:val="clear"/>
-              <w:spacing w:after="0" w:before="0" w:line="240" w:lineRule="auto"/>
-              <w:ind w:left="0" w:right="0" w:firstLine="0"/>
-              <w:jc w:val="left"/>
-              <w:rPr/>
-            </w:pPr>
-            <w:r>
-              <w:rPr>
-                <w:rtl w:val="0"/>
-              </w:rPr>
-            </w:r>
-          </w:p>
-        </w:tc>
-      </w:tr>
       <w:tr>
         <w:trPr>
           <w:cantSplit w:val="0"/>
